--- a/fixtures/docx/wrapped-option.docx
+++ b/fixtures/docx/wrapped-option.docx
@@ -29,13 +29,20 @@
       </w:pPr>
       <w:r>
         <w:rPr>
-          <w:b/>
-          <w:bCs/>
+          <w:b w:val="false"/>
+          <w:bCs w:val="false"/>
         </w:rPr>
         <w:t xml:space="preserve">len(x) is zero</w:t>
       </w:r>
     </w:p>
     <w:p>
+      <w:pPr>
+        <w:pStyle w:val="ListParagraph"/>
+        <w:numPr>
+          <w:ilvl w:val="1"/>
+          <w:numId w:val="2"/>
+        </w:numPr>
+      </w:pPr>
       <w:r>
         <w:rPr>
           <w:b/>
